--- a/inbox/Application Aware Networking/Book_06_Federal_Application_Aware_Networking_Database_Consolidation_Network_Physics.docx
+++ b/inbox/Application Aware Networking/Book_06_Federal_Application_Aware_Networking_Database_Consolidation_Network_Physics.docx
@@ -2329,7 +2329,7 @@
               </w:rPr>
               <w:drawing>
                 <wp:inline distT="0" distB="0" distL="0" distR="0" wp14:anchorId="2CDFCFA4" wp14:editId="212D8765">
-                  <wp:extent cx="152400" cy="152400"/>
+                  <wp:extent cx="6858000" cy="6858000"/>
                   <wp:effectExtent l="0" t="0" r="0" b="0"/>
                   <wp:docPr id="10" name="Picture"/>
                   <wp:cNvGraphicFramePr/>
@@ -2351,7 +2351,7 @@
                         <pic:spPr bwMode="auto">
                           <a:xfrm>
                             <a:off x="0" y="0"/>
-                            <a:ext cx="152400" cy="152400"/>
+                            <a:ext cx="6858000" cy="6858000"/>
                           </a:xfrm>
                           <a:prstGeom prst="rect">
                             <a:avLst/>
@@ -2552,7 +2552,7 @@
               </w:rPr>
               <w:drawing>
                 <wp:inline distT="0" distB="0" distL="0" distR="0" wp14:anchorId="6AAFE5BC" wp14:editId="790D5867">
-                  <wp:extent cx="5334000" cy="1733550"/>
+                  <wp:extent cx="6858000" cy="2228850"/>
                   <wp:effectExtent l="0" t="0" r="0" b="0"/>
                   <wp:docPr id="14" name="Picture"/>
                   <wp:cNvGraphicFramePr/>
@@ -2574,7 +2574,7 @@
                         <pic:spPr bwMode="auto">
                           <a:xfrm>
                             <a:off x="0" y="0"/>
-                            <a:ext cx="5334000" cy="1733550"/>
+                            <a:ext cx="6858000" cy="2228850"/>
                           </a:xfrm>
                           <a:prstGeom prst="rect">
                             <a:avLst/>
@@ -2838,7 +2838,7 @@
               </w:rPr>
               <w:drawing>
                 <wp:inline distT="0" distB="0" distL="0" distR="0" wp14:anchorId="100551F8" wp14:editId="372655F6">
-                  <wp:extent cx="5334000" cy="2072053"/>
+                  <wp:extent cx="6858000" cy="2664068"/>
                   <wp:effectExtent l="0" t="0" r="0" b="0"/>
                   <wp:docPr id="21" name="Picture"/>
                   <wp:cNvGraphicFramePr/>
@@ -2860,7 +2860,7 @@
                         <pic:spPr bwMode="auto">
                           <a:xfrm>
                             <a:off x="0" y="0"/>
-                            <a:ext cx="5334000" cy="2072053"/>
+                            <a:ext cx="6858000" cy="2664068"/>
                           </a:xfrm>
                           <a:prstGeom prst="rect">
                             <a:avLst/>
@@ -3979,7 +3979,7 @@
               </w:rPr>
               <w:drawing>
                 <wp:inline distT="0" distB="0" distL="0" distR="0" wp14:anchorId="54BC810D" wp14:editId="5EAFC2E3">
-                  <wp:extent cx="5334000" cy="2359269"/>
+                  <wp:extent cx="6858000" cy="3033346"/>
                   <wp:effectExtent l="0" t="0" r="0" b="0"/>
                   <wp:docPr id="28" name="Picture"/>
                   <wp:cNvGraphicFramePr/>
@@ -4001,7 +4001,7 @@
                         <pic:spPr bwMode="auto">
                           <a:xfrm>
                             <a:off x="0" y="0"/>
-                            <a:ext cx="5334000" cy="2359269"/>
+                            <a:ext cx="6858000" cy="3033346"/>
                           </a:xfrm>
                           <a:prstGeom prst="rect">
                             <a:avLst/>
@@ -4497,7 +4497,7 @@
               </w:rPr>
               <w:drawing>
                 <wp:inline distT="0" distB="0" distL="0" distR="0" wp14:anchorId="17D45F46" wp14:editId="4957CDFB">
-                  <wp:extent cx="5334000" cy="2082311"/>
+                  <wp:extent cx="6858000" cy="2677257"/>
                   <wp:effectExtent l="0" t="0" r="0" b="0"/>
                   <wp:docPr id="40" name="Picture"/>
                   <wp:cNvGraphicFramePr/>
@@ -4519,7 +4519,7 @@
                         <pic:spPr bwMode="auto">
                           <a:xfrm>
                             <a:off x="0" y="0"/>
-                            <a:ext cx="5334000" cy="2082311"/>
+                            <a:ext cx="6858000" cy="2677257"/>
                           </a:xfrm>
                           <a:prstGeom prst="rect">
                             <a:avLst/>
@@ -7035,7 +7035,7 @@
         <w:numRestart w:val="eachSect"/>
       </w:footnotePr>
       <w:pgSz w:w="12240" w:h="15840"/>
-      <w:pgMar w:top="1440" w:right="1440" w:bottom="1440" w:left="1440" w:header="720" w:footer="720" w:gutter="0"/>
+      <w:pgMar w:top="720" w:right="720" w:bottom="720" w:left="720" w:header="720" w:footer="720" w:gutter="0"/>
       <w:cols w:space="720"/>
     </w:sectPr>
   </w:body>

--- a/inbox/Application Aware Networking/Book_06_Federal_Application_Aware_Networking_Database_Consolidation_Network_Physics.docx
+++ b/inbox/Application Aware Networking/Book_06_Federal_Application_Aware_Networking_Database_Consolidation_Network_Physics.docx
@@ -2329,7 +2329,7 @@
               </w:rPr>
               <w:drawing>
                 <wp:inline distT="0" distB="0" distL="0" distR="0" wp14:anchorId="2CDFCFA4" wp14:editId="212D8765">
-                  <wp:extent cx="6858000" cy="6858000"/>
+                  <wp:extent cx="304800" cy="304800"/>
                   <wp:effectExtent l="0" t="0" r="0" b="0"/>
                   <wp:docPr id="10" name="Picture"/>
                   <wp:cNvGraphicFramePr/>
@@ -2351,7 +2351,7 @@
                         <pic:spPr bwMode="auto">
                           <a:xfrm>
                             <a:off x="0" y="0"/>
-                            <a:ext cx="6858000" cy="6858000"/>
+                            <a:ext cx="304800" cy="304800"/>
                           </a:xfrm>
                           <a:prstGeom prst="rect">
                             <a:avLst/>
@@ -2552,7 +2552,7 @@
               </w:rPr>
               <w:drawing>
                 <wp:inline distT="0" distB="0" distL="0" distR="0" wp14:anchorId="6AAFE5BC" wp14:editId="790D5867">
-                  <wp:extent cx="6858000" cy="2228850"/>
+                  <wp:extent cx="7772400" cy="2526030"/>
                   <wp:effectExtent l="0" t="0" r="0" b="0"/>
                   <wp:docPr id="14" name="Picture"/>
                   <wp:cNvGraphicFramePr/>
@@ -2574,7 +2574,7 @@
                         <pic:spPr bwMode="auto">
                           <a:xfrm>
                             <a:off x="0" y="0"/>
-                            <a:ext cx="6858000" cy="2228850"/>
+                            <a:ext cx="7772400" cy="2526030"/>
                           </a:xfrm>
                           <a:prstGeom prst="rect">
                             <a:avLst/>
@@ -2838,7 +2838,7 @@
               </w:rPr>
               <w:drawing>
                 <wp:inline distT="0" distB="0" distL="0" distR="0" wp14:anchorId="100551F8" wp14:editId="372655F6">
-                  <wp:extent cx="6858000" cy="2664068"/>
+                  <wp:extent cx="7772400" cy="3019277"/>
                   <wp:effectExtent l="0" t="0" r="0" b="0"/>
                   <wp:docPr id="21" name="Picture"/>
                   <wp:cNvGraphicFramePr/>
@@ -2860,7 +2860,7 @@
                         <pic:spPr bwMode="auto">
                           <a:xfrm>
                             <a:off x="0" y="0"/>
-                            <a:ext cx="6858000" cy="2664068"/>
+                            <a:ext cx="7772400" cy="3019277"/>
                           </a:xfrm>
                           <a:prstGeom prst="rect">
                             <a:avLst/>
@@ -3979,7 +3979,7 @@
               </w:rPr>
               <w:drawing>
                 <wp:inline distT="0" distB="0" distL="0" distR="0" wp14:anchorId="54BC810D" wp14:editId="5EAFC2E3">
-                  <wp:extent cx="6858000" cy="3033346"/>
+                  <wp:extent cx="7772400" cy="3437792"/>
                   <wp:effectExtent l="0" t="0" r="0" b="0"/>
                   <wp:docPr id="28" name="Picture"/>
                   <wp:cNvGraphicFramePr/>
@@ -4001,7 +4001,7 @@
                         <pic:spPr bwMode="auto">
                           <a:xfrm>
                             <a:off x="0" y="0"/>
-                            <a:ext cx="6858000" cy="3033346"/>
+                            <a:ext cx="7772400" cy="3437792"/>
                           </a:xfrm>
                           <a:prstGeom prst="rect">
                             <a:avLst/>
@@ -4497,7 +4497,7 @@
               </w:rPr>
               <w:drawing>
                 <wp:inline distT="0" distB="0" distL="0" distR="0" wp14:anchorId="17D45F46" wp14:editId="4957CDFB">
-                  <wp:extent cx="6858000" cy="2677257"/>
+                  <wp:extent cx="7772400" cy="3034225"/>
                   <wp:effectExtent l="0" t="0" r="0" b="0"/>
                   <wp:docPr id="40" name="Picture"/>
                   <wp:cNvGraphicFramePr/>
@@ -4519,7 +4519,7 @@
                         <pic:spPr bwMode="auto">
                           <a:xfrm>
                             <a:off x="0" y="0"/>
-                            <a:ext cx="6858000" cy="2677257"/>
+                            <a:ext cx="7772400" cy="3034225"/>
                           </a:xfrm>
                           <a:prstGeom prst="rect">
                             <a:avLst/>

--- a/inbox/Application Aware Networking/Book_06_Federal_Application_Aware_Networking_Database_Consolidation_Network_Physics.docx
+++ b/inbox/Application Aware Networking/Book_06_Federal_Application_Aware_Networking_Database_Consolidation_Network_Physics.docx
@@ -2329,7 +2329,7 @@
               </w:rPr>
               <w:drawing>
                 <wp:inline distT="0" distB="0" distL="0" distR="0" wp14:anchorId="2CDFCFA4" wp14:editId="212D8765">
-                  <wp:extent cx="152400" cy="152400"/>
+                  <wp:extent cx="304800" cy="304800"/>
                   <wp:effectExtent l="0" t="0" r="0" b="0"/>
                   <wp:docPr id="10" name="Picture"/>
                   <wp:cNvGraphicFramePr/>
@@ -2351,7 +2351,7 @@
                         <pic:spPr bwMode="auto">
                           <a:xfrm>
                             <a:off x="0" y="0"/>
-                            <a:ext cx="152400" cy="152400"/>
+                            <a:ext cx="304800" cy="304800"/>
                           </a:xfrm>
                           <a:prstGeom prst="rect">
                             <a:avLst/>
@@ -2552,7 +2552,7 @@
               </w:rPr>
               <w:drawing>
                 <wp:inline distT="0" distB="0" distL="0" distR="0" wp14:anchorId="6AAFE5BC" wp14:editId="790D5867">
-                  <wp:extent cx="5334000" cy="1733550"/>
+                  <wp:extent cx="7772400" cy="2526030"/>
                   <wp:effectExtent l="0" t="0" r="0" b="0"/>
                   <wp:docPr id="14" name="Picture"/>
                   <wp:cNvGraphicFramePr/>
@@ -2574,7 +2574,7 @@
                         <pic:spPr bwMode="auto">
                           <a:xfrm>
                             <a:off x="0" y="0"/>
-                            <a:ext cx="5334000" cy="1733550"/>
+                            <a:ext cx="7772400" cy="2526030"/>
                           </a:xfrm>
                           <a:prstGeom prst="rect">
                             <a:avLst/>
@@ -2838,7 +2838,7 @@
               </w:rPr>
               <w:drawing>
                 <wp:inline distT="0" distB="0" distL="0" distR="0" wp14:anchorId="100551F8" wp14:editId="372655F6">
-                  <wp:extent cx="5334000" cy="2072053"/>
+                  <wp:extent cx="7772400" cy="3019277"/>
                   <wp:effectExtent l="0" t="0" r="0" b="0"/>
                   <wp:docPr id="21" name="Picture"/>
                   <wp:cNvGraphicFramePr/>
@@ -2860,7 +2860,7 @@
                         <pic:spPr bwMode="auto">
                           <a:xfrm>
                             <a:off x="0" y="0"/>
-                            <a:ext cx="5334000" cy="2072053"/>
+                            <a:ext cx="7772400" cy="3019277"/>
                           </a:xfrm>
                           <a:prstGeom prst="rect">
                             <a:avLst/>
@@ -3979,7 +3979,7 @@
               </w:rPr>
               <w:drawing>
                 <wp:inline distT="0" distB="0" distL="0" distR="0" wp14:anchorId="54BC810D" wp14:editId="5EAFC2E3">
-                  <wp:extent cx="5334000" cy="2359269"/>
+                  <wp:extent cx="7772400" cy="3437792"/>
                   <wp:effectExtent l="0" t="0" r="0" b="0"/>
                   <wp:docPr id="28" name="Picture"/>
                   <wp:cNvGraphicFramePr/>
@@ -4001,7 +4001,7 @@
                         <pic:spPr bwMode="auto">
                           <a:xfrm>
                             <a:off x="0" y="0"/>
-                            <a:ext cx="5334000" cy="2359269"/>
+                            <a:ext cx="7772400" cy="3437792"/>
                           </a:xfrm>
                           <a:prstGeom prst="rect">
                             <a:avLst/>
@@ -4497,7 +4497,7 @@
               </w:rPr>
               <w:drawing>
                 <wp:inline distT="0" distB="0" distL="0" distR="0" wp14:anchorId="17D45F46" wp14:editId="4957CDFB">
-                  <wp:extent cx="5334000" cy="2082311"/>
+                  <wp:extent cx="7772400" cy="3034225"/>
                   <wp:effectExtent l="0" t="0" r="0" b="0"/>
                   <wp:docPr id="40" name="Picture"/>
                   <wp:cNvGraphicFramePr/>
@@ -4519,7 +4519,7 @@
                         <pic:spPr bwMode="auto">
                           <a:xfrm>
                             <a:off x="0" y="0"/>
-                            <a:ext cx="5334000" cy="2082311"/>
+                            <a:ext cx="7772400" cy="3034225"/>
                           </a:xfrm>
                           <a:prstGeom prst="rect">
                             <a:avLst/>
@@ -7035,7 +7035,7 @@
         <w:numRestart w:val="eachSect"/>
       </w:footnotePr>
       <w:pgSz w:w="12240" w:h="15840"/>
-      <w:pgMar w:top="1440" w:right="1440" w:bottom="1440" w:left="1440" w:header="720" w:footer="720" w:gutter="0"/>
+      <w:pgMar w:top="720" w:right="720" w:bottom="720" w:left="720" w:header="720" w:footer="720" w:gutter="0"/>
       <w:cols w:space="720"/>
     </w:sectPr>
   </w:body>
